--- a/tools/digest_reference.docx
+++ b/tools/digest_reference.docx
@@ -500,7 +500,7 @@
   <w:latentStyles w:defLockedState="0" w:defUIPriority="0" w:defSemiHidden="0" w:defUnhideWhenUsed="0" w:defQFormat="0" w:count="276"/>
   <w:style w:type="paragraph" w:default="1" w:styleId="Normal">
     <w:pPr>
-      <w:spacing w:after="160" w:line="276" w:lineRule="auto"/>
+      <w:spacing w:after="200" w:line="288" w:lineRule="auto"/>
     </w:pPr>
     <w:name w:val="Normal"/>
     <w:qFormat/>
@@ -511,12 +511,12 @@
     <w:link w:val="BodyTextChar"/>
     <w:qFormat/>
     <w:pPr>
-      <w:spacing w:after="160" w:line="276" w:lineRule="auto"/>
+      <w:spacing w:after="200" w:line="288" w:lineRule="auto"/>
     </w:pPr>
   </w:style>
   <w:style w:type="paragraph" w:customStyle="1" w:styleId="FirstParagraph">
     <w:pPr>
-      <w:spacing w:after="160" w:line="276" w:lineRule="auto"/>
+      <w:spacing w:after="200" w:line="288" w:lineRule="auto"/>
     </w:pPr>
     <w:name w:val="First Paragraph"/>
     <w:basedOn w:val="BodyText"/>
@@ -528,7 +528,7 @@
     <w:basedOn w:val="BodyText"/>
     <w:qFormat/>
     <w:pPr>
-      <w:spacing w:after="80" w:line="264" w:lineRule="auto"/>
+      <w:spacing w:after="140" w:line="276" w:lineRule="auto"/>
     </w:pPr>
   </w:style>
   <w:style w:type="paragraph" w:styleId="Title">
@@ -540,7 +540,7 @@
     <w:qFormat/>
     <w:rsid w:val="00A10FD9"/>
     <w:pPr>
-      <w:spacing w:after="240"/>
+      <w:spacing w:after="320"/>
       <w:contextualSpacing/>
       <w:jc w:val="center"/>
     </w:pPr>
@@ -674,7 +674,7 @@
     <w:qFormat/>
     <w:rsid w:val="00A10FD9"/>
     <w:pPr>
-      <w:spacing w:before="480" w:after="200"/>
+      <w:spacing w:before="560" w:after="240"/>
       <w:keepNext/>
       <w:keepNext/>
       <w:keepLines/>
@@ -698,7 +698,7 @@
     <w:qFormat/>
     <w:rsid w:val="00A10FD9"/>
     <w:pPr>
-      <w:spacing w:before="420" w:after="160"/>
+      <w:spacing w:before="520" w:after="240"/>
       <w:keepNext/>
       <w:keepNext/>
       <w:keepLines/>
@@ -722,7 +722,7 @@
     <w:qFormat/>
     <w:rsid w:val="00A10FD9"/>
     <w:pPr>
-      <w:spacing w:before="320" w:after="120"/>
+      <w:spacing w:before="400" w:after="160"/>
       <w:keepNext/>
       <w:keepNext/>
       <w:keepLines/>
@@ -994,7 +994,7 @@
     <w:unhideWhenUsed/>
     <w:qFormat/>
     <w:pPr>
-      <w:spacing w:before="100" w:after="100"/>
+      <w:spacing w:before="160" w:after="160" w:line="276" w:lineRule="auto"/>
       <w:ind w:firstLine="0" w:left="480" w:right="480"/>
     </w:pPr>
   </w:style>
@@ -1069,7 +1069,7 @@
     <w:basedOn w:val="Normal"/>
     <w:link w:val="BodyTextChar"/>
     <w:pPr>
-      <w:spacing w:before="60" w:after="320"/>
+      <w:spacing w:before="120" w:after="480"/>
     </w:pPr>
     <w:rPr>
       <w:i/>
@@ -1079,20 +1079,21 @@
     <w:name w:val="Table Caption"/>
     <w:basedOn w:val="Caption"/>
     <w:pPr>
-      <w:spacing w:before="200" w:after="120"/>
+      <w:spacing w:before="240" w:after="140"/>
+      <w:keepNext/>
       <w:keepNext/>
     </w:pPr>
   </w:style>
   <w:style w:type="paragraph" w:customStyle="1" w:styleId="ImageCaption">
     <w:pPr>
-      <w:spacing w:before="60" w:after="320"/>
+      <w:spacing w:before="120" w:after="480"/>
     </w:pPr>
     <w:name w:val="Image Caption"/>
     <w:basedOn w:val="Caption"/>
   </w:style>
   <w:style w:type="paragraph" w:customStyle="1" w:styleId="Figure">
     <w:pPr>
-      <w:spacing w:before="280" w:after="80"/>
+      <w:spacing w:before="440" w:after="120"/>
       <w:keepNext/>
     </w:pPr>
     <w:name w:val="Figure"/>
@@ -1102,7 +1103,7 @@
     <w:name w:val="Captioned Figure"/>
     <w:basedOn w:val="Figure"/>
     <w:pPr>
-      <w:spacing w:before="280" w:after="80"/>
+      <w:spacing w:before="440" w:after="120"/>
       <w:keepNext/>
       <w:keepNext/>
     </w:pPr>
